--- a/tools/aubreylaw-docgeneration/templates/college-education-poa.docx
+++ b/tools/aubreylaw-docgeneration/templates/college-education-poa.docx
@@ -1,5 +1,644 @@
 
-<file path=word/document.xml><?xml version="1.0" encoding="UTF-8" standalone="yes"?><w:document xmlns:w="http://schemas.openxmlformats.org/wordprocessingml/2006/main"><w:body><w:p><w:pPr><w:spacing w:after="60"/><w:jc w:val="center"/></w:pPr><w:r><w:rPr><w:rFonts w:ascii="Garamond" w:hAnsi="Garamond"/><w:b/><w:sz w:val="28"/><w:szCs w:val="28"/></w:rPr><w:t xml:space="preserve">SPECIAL DURABLE POWER OF ATTORNEY</w:t></w:r></w:p><w:p><w:pPr><w:spacing w:after="240"/><w:jc w:val="center"/></w:pPr><w:r><w:rPr><w:rFonts w:ascii="Garamond" w:hAnsi="Garamond"/><w:b/><w:sz w:val="28"/><w:szCs w:val="28"/></w:rPr><w:t xml:space="preserve">FOR MATTERS CONCERNING EDUCATION</w:t></w:r></w:p><w:p><w:pPr><w:spacing w:after="0" w:before="0"/></w:pPr><w:r><w:rPr><w:rFonts w:ascii="Garamond" w:hAnsi="Garamond"/></w:rPr><w:t xml:space="preserve">{% if has_co_poa %}</w:t></w:r></w:p><w:p><w:pPr><w:spacing w:after="200"/><w:jc w:val="both"/></w:pPr><w:r><w:rPr><w:rFonts w:ascii="Garamond" w:hAnsi="Garamond"/></w:rPr><w:t xml:space="preserve">I, {{ client.full_name | name }}, of {{ client.city }}, Massachusetts hereby appoint {{ fiduciaries.agent.primary.full_name | name }} and {{ fiduciaries.agent.co_primary.full_name | name }} to serve together as my Agents and Attorneys-in-Fact (hereinafter referred to as "Attorney-in-Fact") for me and in my name and behalf to control and manage all matters concerning my education including full power and authority to act as provided herein.  {% if co_poa_joint or co_poa_majority %}My Attorneys-in-Fact must act jointly, and neither may act without the concurrence of the other while both are serving.{% else %}My Attorneys-in-Fact may act jointly or severally, and either may act alone and independently of the other, without the approval or consent of the other Attorney-in-Fact.{% endif %} If either Attorney-in-Fact fails to serve, the remaining Attorney-in-Fact may continue to serve alone with full authority.</w:t></w:r></w:p><w:p><w:pPr><w:spacing w:after="0" w:before="0"/></w:pPr><w:r><w:rPr><w:rFonts w:ascii="Garamond" w:hAnsi="Garamond"/></w:rPr><w:t xml:space="preserve">{% else %}</w:t></w:r></w:p><w:p><w:pPr><w:spacing w:after="200"/><w:jc w:val="both"/></w:pPr><w:r><w:rPr><w:rFonts w:ascii="Garamond" w:hAnsi="Garamond"/></w:rPr><w:t xml:space="preserve">I, {{ client.full_name | name }}, of {{ client.city }}, Massachusetts hereby appoint {{ fiduciaries.agent.primary.full_name | name }} and {{ fiduciaries.agent.successor.full_name | name }}, in the order named, to serve as my Agent and Attorney-in-Fact (hereinafter referred to as "Attorney-in-Fact") for me and in my name and behalf to control and manage all matters concerning my education including full power and authority to act as provided herein.  The Attorney-in-Fact then serving may act alone and without the approval or consent of any successor Attorney-in-Fact. If any Attorney-in-Fact fails to serve, no further Attorney-in-Fact need be appointed unless there is no Attorney-in-Fact serving.</w:t></w:r></w:p><w:p><w:pPr><w:spacing w:after="0" w:before="0"/></w:pPr><w:r><w:rPr><w:rFonts w:ascii="Garamond" w:hAnsi="Garamond"/></w:rPr><w:t xml:space="preserve">{% endif %}</w:t></w:r></w:p><w:p><w:pPr><w:keepNext/><w:spacing w:after="80" w:before="240"/></w:pPr><w:r><w:rPr><w:rFonts w:ascii="Garamond" w:hAnsi="Garamond"/><w:b/></w:rPr><w:t xml:space="preserve">ARTICLE ONE — POWERS</w:t></w:r></w:p><w:p><w:pPr><w:spacing w:after="200"/><w:jc w:val="both"/></w:pPr><w:r><w:rPr><w:rFonts w:ascii="Garamond" w:hAnsi="Garamond"/></w:rPr><w:t xml:space="preserve">My Attorney-in-Fact is authorized in my Attorney-in-Fact's sole and absolute discretion, with respect to the control and management of my education, to do every act and thing whatsoever necessary, proper or convenient to be done as fully as I might or could do for myself.  By the granting of this Special Durable Power of Attorney for Matters Concerning Education, I intend to give my Attorney-in-Fact the broadest possible powers to represent my interests in all aspects of any dealings or decisions involving my education.</w:t></w:r></w:p><w:p><w:pPr><w:spacing w:after="200"/><w:jc w:val="both"/></w:pPr><w:r><w:rPr><w:rFonts w:ascii="Garamond" w:hAnsi="Garamond"/></w:rPr><w:t xml:space="preserve">The following powers are specifically included, but the listing of such specific powers shall not restrict the exercise of the broad and general powers granted:</w:t></w:r></w:p><w:p><w:pPr><w:spacing w:after="120"/><w:ind w:left="360"/><w:jc w:val="both"/></w:pPr><w:r><w:rPr><w:rFonts w:ascii="Garamond" w:hAnsi="Garamond"/></w:rPr><w:t xml:space="preserve">To receive notices and to participate in meetings and all other procedures related to my educational program;</w:t></w:r></w:p><w:p><w:pPr><w:spacing w:after="120"/><w:ind w:left="360"/><w:jc w:val="both"/></w:pPr><w:r><w:rPr><w:rFonts w:ascii="Garamond" w:hAnsi="Garamond"/></w:rPr><w:t xml:space="preserve">To exercise all of my rights with respect to my education, including any rights afforded to me or to my parents under applicable federal and state education law;</w:t></w:r></w:p><w:p><w:pPr><w:spacing w:after="120"/><w:ind w:left="360"/><w:jc w:val="both"/></w:pPr><w:r><w:rPr><w:rFonts w:ascii="Garamond" w:hAnsi="Garamond"/></w:rPr><w:t xml:space="preserve">To execute documents or instruments and to undertake such acts as may be necessary in order to carry out and give effect to the powers that I grant to my Attorney-in-Fact;</w:t></w:r></w:p><w:p><w:pPr><w:spacing w:after="120"/><w:ind w:left="360"/><w:jc w:val="both"/></w:pPr><w:r><w:rPr><w:rFonts w:ascii="Garamond" w:hAnsi="Garamond"/></w:rPr><w:t xml:space="preserve">To provide opportunities for me to engage in any public and/or private educational programs;</w:t></w:r></w:p><w:p><w:pPr><w:spacing w:after="120"/><w:ind w:left="360"/><w:jc w:val="both"/></w:pPr><w:r><w:rPr><w:rFonts w:ascii="Garamond" w:hAnsi="Garamond"/></w:rPr><w:t xml:space="preserve">To make decisions for me concerning my education;</w:t></w:r></w:p><w:p><w:pPr><w:spacing w:after="120"/><w:ind w:left="360"/><w:jc w:val="both"/></w:pPr><w:r><w:rPr><w:rFonts w:ascii="Garamond" w:hAnsi="Garamond"/></w:rPr><w:t xml:space="preserve">To provide opportunities for me to engage in any recreational activities having an educational purpose;</w:t></w:r></w:p><w:p><w:pPr><w:spacing w:after="120"/><w:ind w:left="360"/><w:jc w:val="both"/></w:pPr><w:r><w:rPr><w:rFonts w:ascii="Garamond" w:hAnsi="Garamond"/></w:rPr><w:t xml:space="preserve">To investigate and arrange for opportunities for me to engage in educational activities providing occupational training;</w:t></w:r></w:p><w:p><w:pPr><w:spacing w:after="120"/><w:ind w:left="360"/><w:jc w:val="both"/></w:pPr><w:r><w:rPr><w:rFonts w:ascii="Garamond" w:hAnsi="Garamond"/></w:rPr><w:t xml:space="preserve">To enroll me in any educational programs;</w:t></w:r></w:p><w:p><w:pPr><w:spacing w:after="120"/><w:ind w:left="360"/><w:jc w:val="both"/></w:pPr><w:r><w:rPr><w:rFonts w:ascii="Garamond" w:hAnsi="Garamond"/></w:rPr><w:t xml:space="preserve">To authorize any services for me that are designed to provide me with educational benefit or access to appropriate educational programs and resources;</w:t></w:r></w:p><w:p><w:pPr><w:spacing w:after="120"/><w:ind w:left="360"/><w:jc w:val="both"/></w:pPr><w:r><w:rPr><w:rFonts w:ascii="Garamond" w:hAnsi="Garamond"/></w:rPr><w:t xml:space="preserve">To negotiate and approve on my behalf any reasonable accommodations or support services in connection with my education;</w:t></w:r></w:p><w:p><w:pPr><w:spacing w:after="120"/><w:ind w:left="360"/><w:jc w:val="both"/></w:pPr><w:r><w:rPr><w:rFonts w:ascii="Garamond" w:hAnsi="Garamond"/></w:rPr><w:t xml:space="preserve">To have access to my school records and other personal education information.  The scope of this power shall also extend to confidential records and information, whether prepared by school personnel or by third parties, including but not limited to medical services providers, psychological services providers, assistive technology providers, speech, physical and occupational services providers, social work providers, and any provider of durable medical equipment, in each case only to the extent such records or information relate to my education or educational programming;</w:t></w:r></w:p><w:p><w:pPr><w:spacing w:after="120"/><w:ind w:left="360"/><w:jc w:val="both"/></w:pPr><w:r><w:rPr><w:rFonts w:ascii="Garamond" w:hAnsi="Garamond"/></w:rPr><w:t xml:space="preserve">To attend and participate in all school meetings and conferences pertaining to me.</w:t></w:r></w:p><w:p><w:pPr><w:spacing w:after="200"/><w:jc w:val="both"/></w:pPr><w:r><w:rPr><w:rFonts w:ascii="Garamond" w:hAnsi="Garamond"/></w:rPr><w:t xml:space="preserve">I authorize and request any physician, health care professional, health care provider, school health office, or other provider of my medical or health care to provide to my Attorney-in-Fact, upon request, information concerning my physical or mental condition, including any diagnosis, prognosis, care, and treatment, in each case only to the extent such information is relevant to my education, educational programming, or any accommodations or support services in connection with my education.</w:t></w:r></w:p><w:p><w:pPr><w:spacing w:after="200"/><w:jc w:val="both"/></w:pPr><w:r><w:rPr><w:rFonts w:ascii="Garamond" w:hAnsi="Garamond"/></w:rPr><w:t xml:space="preserve">It is my intent by this authorization for my Attorney-in-Fact to be considered my personal representative, solely with respect to protected health information that is relevant to my education, under the privacy regulations related to protected health information in the same manner as if I personally were making the request.  This authorization and request shall also be considered a consent to the release of such information, so limited, under current and future laws, rules, and regulations, including but not limited to the express grant of authority to the personal representative as provided by Regulations Section §164.502(g) of Title 45 of the Code of Federal Regulations and the medical information privacy law and regulations generally referred to as HIPAA.</w:t></w:r></w:p><w:p><w:pPr><w:keepNext/><w:spacing w:after="80" w:before="240"/></w:pPr><w:r><w:rPr><w:rFonts w:ascii="Garamond" w:hAnsi="Garamond"/><w:b/></w:rPr><w:t xml:space="preserve">ARTICLE TWO — REVOCATION OF POWER OF ATTORNEY</w:t></w:r></w:p><w:p><w:pPr><w:spacing w:after="200"/><w:jc w:val="both"/></w:pPr><w:r><w:rPr><w:rFonts w:ascii="Garamond" w:hAnsi="Garamond"/></w:rPr><w:t xml:space="preserve">I may revoke this Special Durable Power of Attorney for Matters Concerning Education by a writing signed and dated by me.</w:t></w:r></w:p><w:p><w:pPr><w:keepNext/><w:spacing w:after="80" w:before="240"/></w:pPr><w:r><w:rPr><w:rFonts w:ascii="Garamond" w:hAnsi="Garamond"/><w:b/></w:rPr><w:t xml:space="preserve">ARTICLE THREE — RELEASE OF THIRD PARTIES</w:t></w:r></w:p><w:p><w:pPr><w:spacing w:after="200"/><w:jc w:val="both"/></w:pPr><w:r><w:rPr><w:rFonts w:ascii="Garamond" w:hAnsi="Garamond"/></w:rPr><w:t xml:space="preserve">In the absence of actual notice that I have revoked this instrument, no person, school district or its personnel, organization, corporation, or other entity who deals with my Attorney-in-Fact shall incur any liability to me, my estate, my heirs, or my assigns for permitting or facilitating my Attorney-in-Fact in the exercise of the authority granted under this instrument.  I hereby release all such persons, organizations, corporations and other entities from any liability arising from their reliance on this instrument.</w:t></w:r></w:p><w:p><w:pPr><w:keepNext/><w:spacing w:after="80" w:before="240"/></w:pPr><w:r><w:rPr><w:rFonts w:ascii="Garamond" w:hAnsi="Garamond"/><w:b/></w:rPr><w:t xml:space="preserve">ARTICLE FOUR — PHOTOCOPIES</w:t></w:r></w:p><w:p><w:pPr><w:spacing w:after="200"/><w:jc w:val="both"/></w:pPr><w:r><w:rPr><w:rFonts w:ascii="Garamond" w:hAnsi="Garamond"/></w:rPr><w:t xml:space="preserve">I authorize that photocopies of this instrument may be made, and that these photocopies shall have the same force and effect as the original.</w:t></w:r></w:p><w:p><w:pPr><w:keepNext/><w:spacing w:after="80" w:before="240"/></w:pPr><w:r><w:rPr><w:rFonts w:ascii="Garamond" w:hAnsi="Garamond"/><w:b/></w:rPr><w:t xml:space="preserve">ARTICLE FIVE — EFFECTIVE DATE</w:t></w:r></w:p><w:p><w:pPr><w:spacing w:after="0" w:before="0"/></w:pPr><w:r><w:rPr><w:rFonts w:ascii="Garamond" w:hAnsi="Garamond"/></w:rPr><w:t xml:space="preserve">{% if college_dpoa_springing %}</w:t></w:r></w:p><w:p><w:pPr><w:spacing w:after="200"/><w:jc w:val="both"/></w:pPr><w:r><w:rPr><w:rFonts w:ascii="Garamond" w:hAnsi="Garamond"/></w:rPr><w:t xml:space="preserve">This Special Durable Power of Attorney shall become effective only upon my incapacity, meaning a written determination by my attending physician, or by two licensed physicians, that I am unable to manage my educational affairs, and once effective it shall not be affected by the continuation of my disability or incapacity.  The authority of my Attorney-in-Fact under this Special Durable Power of Attorney shall terminate in the event of the death, resignation or incapacity of such Attorney-in-Fact; provided, however, that my successor Attorney-in-Fact shall have the power to exercise all authorities granted herein immediately upon accepting the appointment as my Attorney-in-Fact, including acceptance by acting on my behalf as such Attorney-in-Fact.</w:t></w:r></w:p><w:p><w:pPr><w:spacing w:after="0" w:before="0"/></w:pPr><w:r><w:rPr><w:rFonts w:ascii="Garamond" w:hAnsi="Garamond"/></w:rPr><w:t xml:space="preserve">{% else %}</w:t></w:r></w:p><w:p><w:pPr><w:spacing w:after="200"/><w:jc w:val="both"/></w:pPr><w:r><w:rPr><w:rFonts w:ascii="Garamond" w:hAnsi="Garamond"/></w:rPr><w:t xml:space="preserve">This Special Durable Power of Attorney shall become effective immediately, and it shall not be affected by my subsequent disability or incapacity.  The authority of my Attorney-in-Fact under this Special Durable Power of Attorney shall terminate in the event of the death, resignation or incapacity of such Attorney-in-Fact; provided, however, that my successor Attorney-in-Fact shall have the power to exercise all authorities granted herein immediately upon accepting the appointment as my Attorney-in-Fact, including acceptance by acting on my behalf as such Attorney-in-Fact.</w:t></w:r></w:p><w:p><w:pPr><w:spacing w:after="0" w:before="0"/></w:pPr><w:r><w:rPr><w:rFonts w:ascii="Garamond" w:hAnsi="Garamond"/></w:rPr><w:t xml:space="preserve">{% endif %}</w:t></w:r></w:p><w:p><w:pPr><w:spacing w:after="200"/><w:jc w:val="both"/></w:pPr><w:r><w:rPr><w:rFonts w:ascii="Garamond" w:hAnsi="Garamond"/></w:rPr><w:t xml:space="preserve">IN WITNESS WHEREOF, I have executed this Special Durable Power of Attorney on this {{ execution.display_ordinal_doc_date }}.</w:t></w:r></w:p><w:p><w:pPr><w:spacing w:after="0"/></w:pPr><w:r><w:rPr><w:rFonts w:ascii="Garamond" w:hAnsi="Garamond"/></w:rPr><w:t xml:space="preserve">__________________________</w:t></w:r></w:p><w:p><w:pPr><w:spacing w:after="200"/></w:pPr><w:r><w:rPr><w:rFonts w:ascii="Garamond" w:hAnsi="Garamond"/></w:rPr><w:t xml:space="preserve">{{ client.full_name | name }}</w:t></w:r></w:p><w:p><w:pPr><w:spacing w:after="200"/><w:jc w:val="both"/></w:pPr><w:r><w:rPr><w:rFonts w:ascii="Garamond" w:hAnsi="Garamond"/></w:rPr><w:t xml:space="preserve">We, __________________________ and __________________________, the witnesses, each declare in the presence of {{ client.full_name | name }}, that {{ client.full_name | name }} signed (or directed another to sign for the Principal and said person signed for the Principal) this instrument as the Principal's Special Durable Power of Attorney in the presence of each of us, that the Principal signed it willingly (or willingly directed another to sign it for the Principal), that each of us signs this Special Durable Power of Attorney as witness in the presence of the Principal, and that to the best of our knowledge the Principal is eighteen (18) years of age or over, of sound mind, and under no constraint or undue influence.</w:t></w:r></w:p><w:p><w:pPr><w:spacing w:after="0"/></w:pPr><w:r><w:rPr><w:rFonts w:ascii="Garamond" w:hAnsi="Garamond"/></w:rPr><w:t xml:space="preserve">Signature: ______________________________  Name: ______________________________</w:t></w:r></w:p><w:p><w:pPr><w:spacing w:after="200"/></w:pPr><w:r><w:rPr><w:rFonts w:ascii="Garamond" w:hAnsi="Garamond"/></w:rPr><w:t xml:space="preserve">Address: ____________________________________________________________________</w:t></w:r></w:p><w:p><w:pPr><w:spacing w:after="0"/></w:pPr><w:r><w:rPr><w:rFonts w:ascii="Garamond" w:hAnsi="Garamond"/></w:rPr><w:t xml:space="preserve">Signature: ______________________________  Name: ______________________________</w:t></w:r></w:p><w:p><w:pPr><w:spacing w:after="200"/></w:pPr><w:r><w:rPr><w:rFonts w:ascii="Garamond" w:hAnsi="Garamond"/></w:rPr><w:t xml:space="preserve">Address: ____________________________________________________________________</w:t></w:r></w:p><w:p><w:pPr><w:spacing w:after="0"/></w:pPr><w:r><w:rPr><w:rFonts w:ascii="Garamond" w:hAnsi="Garamond"/></w:rPr><w:t xml:space="preserve">COMMONWEALTH OF MASSACHUSETTS</w:t></w:r></w:p><w:p><w:pPr><w:spacing w:after="200"/></w:pPr><w:r><w:rPr><w:rFonts w:ascii="Garamond" w:hAnsi="Garamond"/></w:rPr><w:t xml:space="preserve">COUNTY OF {{ execution.display_signing_county | name }}</w:t></w:r></w:p><w:p><w:pPr><w:spacing w:after="200"/><w:jc w:val="both"/></w:pPr><w:r><w:rPr><w:rFonts w:ascii="Garamond" w:hAnsi="Garamond"/></w:rPr><w:t xml:space="preserve">On {{ execution.display_doc_date }}, before me, the undersigned notary public, personally appeared {{ client.full_name | name }}, proved to me through satisfactory evidence of identification, which was a government-issued photo identification, to be the person whose name is signed on the preceding or attached document, and who acknowledged that {{ client.pronoun_subject }} signed it voluntarily for its stated purpose.</w:t></w:r></w:p><w:p><w:pPr><w:spacing w:after="200"/></w:pPr><w:r><w:rPr><w:rFonts w:ascii="Garamond" w:hAnsi="Garamond"/></w:rPr><w:t xml:space="preserve">WITNESS my hand and notarial seal.</w:t></w:r></w:p><w:p><w:pPr><w:spacing w:after="200"/></w:pPr><w:r><w:rPr><w:rFonts w:ascii="Garamond" w:hAnsi="Garamond"/></w:rPr><w:t xml:space="preserve">(SEAL)</w:t></w:r></w:p><w:p><w:pPr><w:spacing w:after="0"/></w:pPr><w:r><w:rPr><w:rFonts w:ascii="Garamond" w:hAnsi="Garamond"/></w:rPr><w:t xml:space="preserve">______________________________________</w:t></w:r></w:p><w:p><w:pPr><w:spacing w:after="0"/></w:pPr><w:r><w:rPr><w:rFonts w:ascii="Garamond" w:hAnsi="Garamond"/></w:rPr><w:t xml:space="preserve">Notary Public</w:t></w:r></w:p><w:p><w:pPr><w:spacing w:after="200"/></w:pPr><w:r><w:rPr><w:rFonts w:ascii="Garamond" w:hAnsi="Garamond"/></w:rPr><w:t xml:space="preserve">My Commission Expires: {{ execution.display_notary_commission }}</w:t></w:r></w:p><w:sectPr><w:footerReference w:type="default" r:id="rId7"/><w:pgSz w:w="12240" w:h="15840" w:orient="portrait"/><w:pgMar w:top="1440" w:right="1440" w:bottom="1440" w:left="1440" w:header="708" w:footer="708" w:gutter="0"/><w:pgNumType/><w:docGrid w:linePitch="360"/></w:sectPr></w:body></w:document>
+<file path=word/document.xml><?xml version="1.0" encoding="utf-8"?>
+<w:document xmlns:r="http://schemas.openxmlformats.org/officeDocument/2006/relationships" xmlns:w="http://schemas.openxmlformats.org/wordprocessingml/2006/main">
+  <w:body>
+    <w:p>
+      <w:pPr>
+        <w:spacing w:after="60"/>
+        <w:jc w:val="center"/>
+      </w:pPr>
+      <w:r>
+        <w:rPr>
+          <w:rFonts w:ascii="Garamond" w:hAnsi="Garamond"/>
+          <w:b/>
+          <w:sz w:val="28"/>
+          <w:szCs w:val="28"/>
+        </w:rPr>
+        <w:t xml:space="preserve">SPECIAL DURABLE POWER OF ATTORNEY</w:t>
+      </w:r>
+    </w:p>
+    <w:p>
+      <w:pPr>
+        <w:spacing w:after="240"/>
+        <w:jc w:val="center"/>
+      </w:pPr>
+      <w:r>
+        <w:rPr>
+          <w:rFonts w:ascii="Garamond" w:hAnsi="Garamond"/>
+          <w:b/>
+          <w:sz w:val="28"/>
+          <w:szCs w:val="28"/>
+        </w:rPr>
+        <w:t xml:space="preserve">FOR MATTERS CONCERNING EDUCATION</w:t>
+      </w:r>
+    </w:p>
+    <w:p>
+      <w:pPr>
+        <w:spacing w:after="0" w:before="0"/>
+      </w:pPr>
+      <w:r>
+        <w:rPr>
+          <w:rFonts w:ascii="Garamond" w:hAnsi="Garamond"/>
+        </w:rPr>
+        <w:t xml:space="preserve">{% if has_co_poa %}</w:t>
+      </w:r>
+    </w:p>
+    <w:p>
+      <w:pPr>
+        <w:spacing w:after="200"/>
+        <w:jc w:val="both"/>
+      </w:pPr>
+      <w:r>
+        <w:rPr>
+          <w:rFonts w:ascii="Garamond" w:hAnsi="Garamond"/>
+        </w:rPr>
+        <w:t xml:space="preserve">I, {{ client.full_name | name }}, of {{ client.city }}, Massachusetts hereby appoint {{ fiduciaries.agent.primary.full_name | name }} and {{ fiduciaries.agent.co_primary.full_name | name }} to serve together as my Agents and Attorneys-in-Fact (hereinafter referred to as "Attorney-in-Fact") for me and in my name and behalf to control and manage all matters concerning my education including full power and authority to act as provided herein.  {% if co_poa_joint or co_poa_majority %}My Attorneys-in-Fact must act jointly, and neither may act without the concurrence of the other while both are serving.{% else %}My Attorneys-in-Fact may act jointly or severally, and either may act alone and independently of the other, without the approval or consent of the other Attorney-in-Fact.{% endif %} If either Attorney-in-Fact fails to serve, the remaining Attorney-in-Fact may continue to serve alone with full authority.</w:t>
+      </w:r>
+    </w:p>
+    <w:p>
+      <w:pPr>
+        <w:spacing w:after="0" w:before="0"/>
+      </w:pPr>
+      <w:r>
+        <w:rPr>
+          <w:rFonts w:ascii="Garamond" w:hAnsi="Garamond"/>
+        </w:rPr>
+        <w:t xml:space="preserve">{% else %}</w:t>
+      </w:r>
+    </w:p>
+    <w:p>
+      <w:pPr>
+        <w:spacing w:after="200"/>
+        <w:jc w:val="both"/>
+      </w:pPr>
+      <w:r>
+        <w:rPr>
+          <w:rFonts w:ascii="Garamond" w:hAnsi="Garamond"/>
+        </w:rPr>
+        <w:t xml:space="preserve">I, {{ client.full_name | name }}, of {{ client.city }}, Massachusetts hereby appoint {{ fiduciaries.agent.primary.full_name | name }} and {{ fiduciaries.agent.successor.full_name | name }}, in the order named, to serve as my Agent and Attorney-in-Fact (hereinafter referred to as "Attorney-in-Fact") for me and in my name and behalf to control and manage all matters concerning my education including full power and authority to act as provided herein.  The Attorney-in-Fact then serving may act alone and without the approval or consent of any successor Attorney-in-Fact. If any Attorney-in-Fact fails to serve, no further Attorney-in-Fact need be appointed unless there is no Attorney-in-Fact serving.</w:t>
+      </w:r>
+    </w:p>
+    <w:p>
+      <w:pPr>
+        <w:spacing w:after="0" w:before="0"/>
+      </w:pPr>
+      <w:r>
+        <w:rPr>
+          <w:rFonts w:ascii="Garamond" w:hAnsi="Garamond"/>
+        </w:rPr>
+        <w:t xml:space="preserve">{% endif %}</w:t>
+      </w:r>
+    </w:p>
+    <w:p>
+      <w:pPr>
+        <w:keepNext/>
+        <w:spacing w:after="80" w:before="240"/>
+      </w:pPr>
+      <w:r>
+        <w:rPr>
+          <w:rFonts w:ascii="Garamond" w:hAnsi="Garamond"/>
+          <w:b/>
+        </w:rPr>
+        <w:t xml:space="preserve">ARTICLE ONE — POWERS</w:t>
+      </w:r>
+    </w:p>
+    <w:p>
+      <w:pPr>
+        <w:spacing w:after="200"/>
+        <w:jc w:val="both"/>
+      </w:pPr>
+      <w:r>
+        <w:rPr>
+          <w:rFonts w:ascii="Garamond" w:hAnsi="Garamond"/>
+        </w:rPr>
+        <w:t xml:space="preserve">My Attorney-in-Fact is authorized in my Attorney-in-Fact's sole and absolute discretion, with respect to the control and management of my education, to do every act and thing whatsoever necessary, proper or convenient to be done as fully as I might or could do for myself.  By the granting of this Special Durable Power of Attorney for Matters Concerning Education, I intend to give my Attorney-in-Fact the broadest possible powers to represent my interests in all aspects of any dealings or decisions involving my education.</w:t>
+      </w:r>
+    </w:p>
+    <w:p>
+      <w:pPr>
+        <w:spacing w:after="200"/>
+        <w:jc w:val="both"/>
+      </w:pPr>
+      <w:r>
+        <w:rPr>
+          <w:rFonts w:ascii="Garamond" w:hAnsi="Garamond"/>
+        </w:rPr>
+        <w:t xml:space="preserve">The following powers are specifically included, but the listing of such specific powers shall not restrict the exercise of the broad and general powers granted:</w:t>
+      </w:r>
+    </w:p>
+    <w:p>
+      <w:pPr>
+        <w:spacing w:after="120"/>
+        <w:ind w:left="360"/>
+        <w:jc w:val="both"/>
+      </w:pPr>
+      <w:r>
+        <w:rPr>
+          <w:rFonts w:ascii="Garamond" w:hAnsi="Garamond"/>
+        </w:rPr>
+        <w:t xml:space="preserve">To receive notices and to participate in meetings and all other procedures related to my educational program;</w:t>
+      </w:r>
+    </w:p>
+    <w:p>
+      <w:pPr>
+        <w:spacing w:after="120"/>
+        <w:ind w:left="360"/>
+        <w:jc w:val="both"/>
+      </w:pPr>
+      <w:r>
+        <w:rPr>
+          <w:rFonts w:ascii="Garamond" w:hAnsi="Garamond"/>
+        </w:rPr>
+        <w:t xml:space="preserve">To exercise all of my rights with respect to my education, including any rights afforded to me or to my parents under applicable federal and state education law;</w:t>
+      </w:r>
+    </w:p>
+    <w:p>
+      <w:pPr>
+        <w:spacing w:after="120"/>
+        <w:ind w:left="360"/>
+        <w:jc w:val="both"/>
+      </w:pPr>
+      <w:r>
+        <w:rPr>
+          <w:rFonts w:ascii="Garamond" w:hAnsi="Garamond"/>
+        </w:rPr>
+        <w:t xml:space="preserve">To execute documents or instruments and to undertake such acts as may be necessary in order to carry out and give effect to the powers that I grant to my Attorney-in-Fact;</w:t>
+      </w:r>
+    </w:p>
+    <w:p>
+      <w:pPr>
+        <w:spacing w:after="120"/>
+        <w:ind w:left="360"/>
+        <w:jc w:val="both"/>
+      </w:pPr>
+      <w:r>
+        <w:rPr>
+          <w:rFonts w:ascii="Garamond" w:hAnsi="Garamond"/>
+        </w:rPr>
+        <w:t xml:space="preserve">To provide opportunities for me to engage in any public and/or private educational programs;</w:t>
+      </w:r>
+    </w:p>
+    <w:p>
+      <w:pPr>
+        <w:spacing w:after="120"/>
+        <w:ind w:left="360"/>
+        <w:jc w:val="both"/>
+      </w:pPr>
+      <w:r>
+        <w:rPr>
+          <w:rFonts w:ascii="Garamond" w:hAnsi="Garamond"/>
+        </w:rPr>
+        <w:t xml:space="preserve">To make decisions for me concerning my education;</w:t>
+      </w:r>
+    </w:p>
+    <w:p>
+      <w:pPr>
+        <w:spacing w:after="120"/>
+        <w:ind w:left="360"/>
+        <w:jc w:val="both"/>
+      </w:pPr>
+      <w:r>
+        <w:rPr>
+          <w:rFonts w:ascii="Garamond" w:hAnsi="Garamond"/>
+        </w:rPr>
+        <w:t xml:space="preserve">To provide opportunities for me to engage in any recreational activities having an educational purpose;</w:t>
+      </w:r>
+    </w:p>
+    <w:p>
+      <w:pPr>
+        <w:spacing w:after="120"/>
+        <w:ind w:left="360"/>
+        <w:jc w:val="both"/>
+      </w:pPr>
+      <w:r>
+        <w:rPr>
+          <w:rFonts w:ascii="Garamond" w:hAnsi="Garamond"/>
+        </w:rPr>
+        <w:t xml:space="preserve">To investigate and arrange for opportunities for me to engage in educational activities providing occupational training;</w:t>
+      </w:r>
+    </w:p>
+    <w:p>
+      <w:pPr>
+        <w:spacing w:after="120"/>
+        <w:ind w:left="360"/>
+        <w:jc w:val="both"/>
+      </w:pPr>
+      <w:r>
+        <w:rPr>
+          <w:rFonts w:ascii="Garamond" w:hAnsi="Garamond"/>
+        </w:rPr>
+        <w:t xml:space="preserve">To enroll me in any educational programs;</w:t>
+      </w:r>
+    </w:p>
+    <w:p>
+      <w:pPr>
+        <w:spacing w:after="120"/>
+        <w:ind w:left="360"/>
+        <w:jc w:val="both"/>
+      </w:pPr>
+      <w:r>
+        <w:rPr>
+          <w:rFonts w:ascii="Garamond" w:hAnsi="Garamond"/>
+        </w:rPr>
+        <w:t xml:space="preserve">To authorize any services for me that are designed to provide me with educational benefit or access to appropriate educational programs and resources;</w:t>
+      </w:r>
+    </w:p>
+    <w:p>
+      <w:pPr>
+        <w:spacing w:after="120"/>
+        <w:ind w:left="360"/>
+        <w:jc w:val="both"/>
+      </w:pPr>
+      <w:r>
+        <w:rPr>
+          <w:rFonts w:ascii="Garamond" w:hAnsi="Garamond"/>
+        </w:rPr>
+        <w:t xml:space="preserve">To negotiate and approve on my behalf any reasonable accommodations or support services in connection with my education;</w:t>
+      </w:r>
+    </w:p>
+    <w:p>
+      <w:pPr>
+        <w:spacing w:after="120"/>
+        <w:ind w:left="360"/>
+        <w:jc w:val="both"/>
+      </w:pPr>
+      <w:r>
+        <w:rPr>
+          <w:rFonts w:ascii="Garamond" w:hAnsi="Garamond"/>
+        </w:rPr>
+        <w:t xml:space="preserve">To have access to my school records and other personal education information.  The scope of this power shall also extend to confidential records and information, whether prepared by school personnel or by third parties, including but not limited to medical services providers, psychological services providers, assistive technology providers, speech, physical and occupational services providers, social work providers, and any provider of durable medical equipment, in each case only to the extent such records or information relate to my education or educational programming;</w:t>
+      </w:r>
+    </w:p>
+    <w:p>
+      <w:pPr>
+        <w:spacing w:after="120"/>
+        <w:ind w:left="360"/>
+        <w:jc w:val="both"/>
+      </w:pPr>
+      <w:r>
+        <w:rPr>
+          <w:rFonts w:ascii="Garamond" w:hAnsi="Garamond"/>
+        </w:rPr>
+        <w:t xml:space="preserve">To attend and participate in all school meetings and conferences pertaining to me.</w:t>
+      </w:r>
+    </w:p>
+    <w:p>
+      <w:pPr>
+        <w:spacing w:after="200"/>
+        <w:jc w:val="both"/>
+      </w:pPr>
+      <w:r>
+        <w:rPr>
+          <w:rFonts w:ascii="Garamond" w:hAnsi="Garamond"/>
+        </w:rPr>
+        <w:t xml:space="preserve">I authorize and request any physician, health care professional, health care provider, school health office, or other provider of my medical or health care to provide to my Attorney-in-Fact, upon request, information concerning my physical or mental condition, including any diagnosis, prognosis, care, and treatment, in each case only to the extent such information is relevant to my education, educational programming, or any accommodations or support services in connection with my education.</w:t>
+      </w:r>
+    </w:p>
+    <w:p>
+      <w:pPr>
+        <w:spacing w:after="200"/>
+        <w:jc w:val="both"/>
+      </w:pPr>
+      <w:r>
+        <w:rPr>
+          <w:rFonts w:ascii="Garamond" w:hAnsi="Garamond"/>
+        </w:rPr>
+        <w:t xml:space="preserve">It is my intent by this authorization for my Attorney-in-Fact to be considered my personal representative, solely with respect to protected health information that is relevant to my education, under the privacy regulations related to protected health information in the same manner as if I personally were making the request.  This authorization and request shall also be considered a consent to the release of such information, so limited, under current and future laws, rules, and regulations, including but not limited to the express grant of authority to the personal representative as provided by Regulations Section §164.502(g) of Title 45 of the Code of Federal Regulations and the medical information privacy law and regulations generally referred to as HIPAA.</w:t>
+      </w:r>
+    </w:p>
+    <w:p>
+      <w:pPr>
+        <w:keepNext/>
+        <w:spacing w:after="80" w:before="240"/>
+      </w:pPr>
+      <w:r>
+        <w:rPr>
+          <w:rFonts w:ascii="Garamond" w:hAnsi="Garamond"/>
+          <w:b/>
+        </w:rPr>
+        <w:t xml:space="preserve">ARTICLE TWO — REVOCATION OF POWER OF ATTORNEY</w:t>
+      </w:r>
+    </w:p>
+    <w:p>
+      <w:pPr>
+        <w:spacing w:after="200"/>
+        <w:jc w:val="both"/>
+      </w:pPr>
+      <w:r>
+        <w:rPr>
+          <w:rFonts w:ascii="Garamond" w:hAnsi="Garamond"/>
+        </w:rPr>
+        <w:t xml:space="preserve">I may revoke this Special Durable Power of Attorney for Matters Concerning Education by a writing signed and dated by me.</w:t>
+      </w:r>
+    </w:p>
+    <w:p>
+      <w:pPr>
+        <w:keepNext/>
+        <w:spacing w:after="80" w:before="240"/>
+      </w:pPr>
+      <w:r>
+        <w:rPr>
+          <w:rFonts w:ascii="Garamond" w:hAnsi="Garamond"/>
+          <w:b/>
+        </w:rPr>
+        <w:t xml:space="preserve">ARTICLE THREE — RELEASE OF THIRD PARTIES</w:t>
+      </w:r>
+    </w:p>
+    <w:p>
+      <w:pPr>
+        <w:spacing w:after="200"/>
+        <w:jc w:val="both"/>
+      </w:pPr>
+      <w:r>
+        <w:rPr>
+          <w:rFonts w:ascii="Garamond" w:hAnsi="Garamond"/>
+        </w:rPr>
+        <w:t xml:space="preserve">In the absence of actual notice that I have revoked this instrument, no person, school district or its personnel, organization, corporation, or other entity who deals with my Attorney-in-Fact shall incur any liability to me, my estate, my heirs, or my assigns for permitting or facilitating my Attorney-in-Fact in the exercise of the authority granted under this instrument.  I hereby release all such persons, organizations, corporations and other entities from any liability arising from their reliance on this instrument.</w:t>
+      </w:r>
+    </w:p>
+    <w:p>
+      <w:pPr>
+        <w:keepNext/>
+        <w:spacing w:after="80" w:before="240"/>
+      </w:pPr>
+      <w:r>
+        <w:rPr>
+          <w:rFonts w:ascii="Garamond" w:hAnsi="Garamond"/>
+          <w:b/>
+        </w:rPr>
+        <w:t xml:space="preserve">ARTICLE FOUR — PHOTOCOPIES</w:t>
+      </w:r>
+    </w:p>
+    <w:p>
+      <w:pPr>
+        <w:spacing w:after="200"/>
+        <w:jc w:val="both"/>
+      </w:pPr>
+      <w:r>
+        <w:rPr>
+          <w:rFonts w:ascii="Garamond" w:hAnsi="Garamond"/>
+        </w:rPr>
+        <w:t xml:space="preserve">I authorize that photocopies of this instrument may be made, and that these photocopies shall have the same force and effect as the original.</w:t>
+      </w:r>
+    </w:p>
+    <w:p>
+      <w:pPr>
+        <w:keepNext/>
+        <w:spacing w:after="80" w:before="240"/>
+      </w:pPr>
+      <w:r>
+        <w:rPr>
+          <w:rFonts w:ascii="Garamond" w:hAnsi="Garamond"/>
+          <w:b/>
+        </w:rPr>
+        <w:t xml:space="preserve">ARTICLE FIVE — EFFECTIVE DATE</w:t>
+      </w:r>
+    </w:p>
+    <w:p>
+      <w:pPr>
+        <w:spacing w:after="0" w:before="0"/>
+      </w:pPr>
+      <w:r>
+        <w:rPr>
+          <w:rFonts w:ascii="Garamond" w:hAnsi="Garamond"/>
+        </w:rPr>
+        <w:t xml:space="preserve">{% if college_dpoa_springing %}</w:t>
+      </w:r>
+    </w:p>
+    <w:p>
+      <w:pPr>
+        <w:spacing w:after="200"/>
+        <w:jc w:val="both"/>
+      </w:pPr>
+      <w:r>
+        <w:rPr>
+          <w:rFonts w:ascii="Garamond" w:hAnsi="Garamond"/>
+        </w:rPr>
+        <w:t xml:space="preserve">This Special Durable Power of Attorney shall become effective only upon my incapacity, meaning a written determination by my attending physician, or by two licensed physicians, that I am unable to manage my educational affairs, and once effective it shall not be affected by the continuation of my disability or incapacity.  The authority of my Attorney-in-Fact under this Special Durable Power of Attorney shall terminate in the event of the death, resignation or incapacity of such Attorney-in-Fact; provided, however, that my successor Attorney-in-Fact shall have the power to exercise all authorities granted herein immediately upon accepting the appointment as my Attorney-in-Fact, including acceptance by acting on my behalf as such Attorney-in-Fact.</w:t>
+      </w:r>
+    </w:p>
+    <w:p>
+      <w:pPr>
+        <w:spacing w:after="0" w:before="0"/>
+      </w:pPr>
+      <w:r>
+        <w:rPr>
+          <w:rFonts w:ascii="Garamond" w:hAnsi="Garamond"/>
+        </w:rPr>
+        <w:t xml:space="preserve">{% else %}</w:t>
+      </w:r>
+    </w:p>
+    <w:p>
+      <w:pPr>
+        <w:spacing w:after="200"/>
+        <w:jc w:val="both"/>
+      </w:pPr>
+      <w:r>
+        <w:rPr>
+          <w:rFonts w:ascii="Garamond" w:hAnsi="Garamond"/>
+        </w:rPr>
+        <w:t xml:space="preserve">This Special Durable Power of Attorney shall become effective immediately, and it shall not be affected by my subsequent disability or incapacity.  The authority of my Attorney-in-Fact under this Special Durable Power of Attorney shall terminate in the event of the death, resignation or incapacity of such Attorney-in-Fact; provided, however, that my successor Attorney-in-Fact shall have the power to exercise all authorities granted herein immediately upon accepting the appointment as my Attorney-in-Fact, including acceptance by acting on my behalf as such Attorney-in-Fact.</w:t>
+      </w:r>
+    </w:p>
+    <w:p>
+      <w:pPr>
+        <w:spacing w:after="0" w:before="0"/>
+      </w:pPr>
+      <w:r>
+        <w:rPr>
+          <w:rFonts w:ascii="Garamond" w:hAnsi="Garamond"/>
+        </w:rPr>
+        <w:t xml:space="preserve">{% endif %}</w:t>
+      </w:r>
+    </w:p>
+    <w:p>
+      <w:pPr>
+        <w:spacing w:after="200"/>
+        <w:jc w:val="both"/>
+      </w:pPr>
+      <w:r>
+        <w:rPr>
+          <w:rFonts w:ascii="Garamond" w:hAnsi="Garamond"/>
+        </w:rPr>
+        <w:t xml:space="preserve">IN WITNESS WHEREOF, I have executed this Special Durable Power of Attorney on this {{ execution.display_ordinal_doc_date }}.</w:t>
+      </w:r>
+    </w:p>
+    <w:p>
+      <w:pPr>
+        <w:spacing w:after="0"/>
+      </w:pPr>
+      <w:r>
+        <w:rPr>
+          <w:rFonts w:ascii="Garamond" w:hAnsi="Garamond"/>
+        </w:rPr>
+        <w:t xml:space="preserve">__________________________</w:t>
+      </w:r>
+    </w:p>
+    <w:p>
+      <w:pPr>
+        <w:spacing w:after="200"/>
+      </w:pPr>
+      <w:r>
+        <w:rPr>
+          <w:rFonts w:ascii="Garamond" w:hAnsi="Garamond"/>
+        </w:rPr>
+        <w:t xml:space="preserve">{{ client.full_name | name }}</w:t>
+      </w:r>
+    </w:p>
+    <w:p>
+      <w:pPr>
+        <w:spacing w:after="200"/>
+        <w:jc w:val="both"/>
+      </w:pPr>
+      <w:r>
+        <w:rPr>
+          <w:rFonts w:ascii="Garamond" w:hAnsi="Garamond"/>
+        </w:rPr>
+        <w:t xml:space="preserve">We, __________________________ and __________________________, the witnesses, each declare in the presence of {{ client.full_name | name }}, that {{ client.full_name | name }} signed (or directed another to sign for the Principal and said person signed for the Principal) this instrument as the Principal's Special Durable Power of Attorney in the presence of each of us, that the Principal signed it willingly (or willingly directed another to sign it for the Principal), that each of us signs this Special Durable Power of Attorney as witness in the presence of the Principal, and that to the best of our knowledge the Principal is eighteen (18) years of age or over, of sound mind, and under no constraint or undue influence.</w:t>
+      </w:r>
+    </w:p>
+    <w:p>
+      <w:pPr>
+        <w:spacing w:after="0"/>
+      </w:pPr>
+      <w:r>
+        <w:rPr>
+          <w:rFonts w:ascii="Garamond" w:hAnsi="Garamond"/>
+        </w:rPr>
+        <w:t xml:space="preserve">Signature: ______________________________  Name: ______________________________</w:t>
+      </w:r>
+    </w:p>
+    <w:p>
+      <w:pPr>
+        <w:spacing w:after="200"/>
+      </w:pPr>
+      <w:r>
+        <w:rPr>
+          <w:rFonts w:ascii="Garamond" w:hAnsi="Garamond"/>
+        </w:rPr>
+        <w:t xml:space="preserve">Address: ____________________________________________________________________</w:t>
+      </w:r>
+    </w:p>
+    <w:p>
+      <w:pPr>
+        <w:spacing w:after="0"/>
+      </w:pPr>
+      <w:r>
+        <w:rPr>
+          <w:rFonts w:ascii="Garamond" w:hAnsi="Garamond"/>
+        </w:rPr>
+        <w:t xml:space="preserve">Signature: ______________________________  Name: ______________________________</w:t>
+      </w:r>
+    </w:p>
+    <w:p>
+      <w:pPr>
+        <w:spacing w:after="200"/>
+      </w:pPr>
+      <w:r>
+        <w:rPr>
+          <w:rFonts w:ascii="Garamond" w:hAnsi="Garamond"/>
+        </w:rPr>
+        <w:t xml:space="preserve">Address: ____________________________________________________________________</w:t>
+      </w:r>
+    </w:p>
+    <w:p>
+      <w:pPr>
+        <w:spacing w:after="0"/>
+      </w:pPr>
+      <w:r>
+        <w:rPr>
+          <w:rFonts w:ascii="Garamond" w:hAnsi="Garamond"/>
+        </w:rPr>
+        <w:t xml:space="preserve">COMMONWEALTH OF MASSACHUSETTS</w:t>
+      </w:r>
+    </w:p>
+    <w:p>
+      <w:pPr>
+        <w:spacing w:after="200"/>
+      </w:pPr>
+      <w:r>
+        <w:rPr>
+          <w:rFonts w:ascii="Garamond" w:hAnsi="Garamond"/>
+        </w:rPr>
+        <w:t xml:space="preserve">COUNTY OF {{ execution.display_signing_county | name }}</w:t>
+      </w:r>
+    </w:p>
+    <w:p>
+      <w:pPr>
+        <w:spacing w:after="200"/>
+        <w:jc w:val="both"/>
+      </w:pPr>
+      <w:r>
+        <w:rPr>
+          <w:rFonts w:ascii="Garamond" w:hAnsi="Garamond"/>
+        </w:rPr>
+        <w:t xml:space="preserve">On {{ execution.display_doc_date }}, before me, the undersigned notary public, personally appeared {{ client.full_name | name }}, proved to me through satisfactory evidence of identification, which was a government-issued photo identification, to be the person whose name is signed on the preceding or attached document, and who acknowledged that {{ client.pronoun_subject }} signed it voluntarily for its stated purpose.</w:t>
+      </w:r>
+    </w:p>
+    <w:p>
+      <w:pPr>
+        <w:spacing w:after="200"/>
+      </w:pPr>
+      <w:r>
+        <w:rPr>
+          <w:rFonts w:ascii="Garamond" w:hAnsi="Garamond"/>
+        </w:rPr>
+        <w:t xml:space="preserve">WITNESS my hand and notarial seal.</w:t>
+      </w:r>
+    </w:p>
+    <w:p>
+      <w:pPr>
+        <w:spacing w:after="200"/>
+      </w:pPr>
+      <w:r>
+        <w:rPr>
+          <w:rFonts w:ascii="Garamond" w:hAnsi="Garamond"/>
+        </w:rPr>
+        <w:t xml:space="preserve">(SEAL)</w:t>
+      </w:r>
+    </w:p>
+    <w:p>
+      <w:pPr>
+        <w:spacing w:after="0"/>
+      </w:pPr>
+      <w:r>
+        <w:rPr>
+          <w:rFonts w:ascii="Garamond" w:hAnsi="Garamond"/>
+        </w:rPr>
+        <w:t xml:space="preserve">______________________________________</w:t>
+      </w:r>
+    </w:p>
+    <w:p>
+      <w:pPr>
+        <w:spacing w:after="0"/>
+      </w:pPr>
+      <w:r>
+        <w:rPr>
+          <w:rFonts w:ascii="Garamond" w:hAnsi="Garamond"/>
+        </w:rPr>
+        <w:t xml:space="preserve">Notary Public</w:t>
+      </w:r>
+    </w:p>
+    <w:p>
+      <w:pPr>
+        <w:spacing w:after="200"/>
+      </w:pPr>
+      <w:r>
+        <w:rPr>
+          <w:rFonts w:ascii="Garamond" w:hAnsi="Garamond"/>
+        </w:rPr>
+        <w:t xml:space="preserve">My Commission Expires: {{ execution.display_notary_commission }}</w:t>
+      </w:r>
+    </w:p>
+    <w:sectPr>
+      <w:footerReference w:type="default" r:id="rId7"/>
+      <w:pgSz w:w="12240" w:h="15840" w:orient="portrait"/>
+      <w:pgMar w:top="1440" w:right="1440" w:bottom="1440" w:left="1440" w:header="708" w:footer="708" w:gutter="0"/>
+      <w:pgNumType/>
+      <w:docGrid w:linePitch="360"/>
+    </w:sectPr>
+  </w:body>
+</w:document>
 </file>
 
 <file path=word/comments.xml><?xml version="1.0" encoding="utf-8"?>
